--- a/output/tables/Tables_ForestPlot_Results.docx
+++ b/output/tables/Tables_ForestPlot_Results.docx
@@ -14486,7 +14486,7 @@
       </w:tr>
       <w:tr>
         <w:trPr>
-          <w:trHeight w:val="590" w:hRule="auto"/>
+          <w:trHeight w:val="588" w:hRule="auto"/>
         </w:trPr>
         <w:tc>
           <w:tcPr>
@@ -14539,7 +14539,7 @@
                 <w:szCs w:val="19"/>
                 <w:color w:val="000000"/>
               </w:rPr>
-              <w:t xml:space="preserve">Sleep disrupted</w:t>
+              <w:t xml:space="preserve">Went to sleep thirsty</w:t>
             </w:r>
           </w:p>
         </w:tc>
@@ -24586,7 +24586,7 @@
       </w:tr>
       <w:tr>
         <w:trPr>
-          <w:trHeight w:val="590" w:hRule="auto"/>
+          <w:trHeight w:val="588" w:hRule="auto"/>
         </w:trPr>
         <w:tc>
           <w:tcPr>
@@ -24639,7 +24639,7 @@
                 <w:szCs w:val="19"/>
                 <w:color w:val="000000"/>
               </w:rPr>
-              <w:t xml:space="preserve">Sleep disrupted</w:t>
+              <w:t xml:space="preserve">Went to sleep thirsty</w:t>
             </w:r>
           </w:p>
         </w:tc>
